--- a/GUIA_INSTITUCIONAL.docx
+++ b/GUIA_INSTITUCIONAL.docx
@@ -1263,6 +1263,78 @@
           <w:rFonts w:ascii="Arial" w:hAnsi="Arial"/>
         </w:rPr>
         <w:t>- Nota: Si arrastra un archivo de audio individual, el sistema seleccionará automáticamente la carpeta que lo contiene para facilitar la búsqueda masiva.</w:t>
+      </w:r>
+    </w:p>
+    <w:p>
+      <w:r>
+        <w:br w:type="page"/>
+      </w:r>
+    </w:p>
+    <w:p>
+      <w:pPr>
+        <w:jc w:val="center"/>
+      </w:pPr>
+      <w:r>
+        <w:rPr>
+          <w:rFonts w:ascii="Arial" w:hAnsi="Arial"/>
+          <w:b/>
+          <w:color w:val="023047"/>
+          <w:sz w:val="32"/>
+        </w:rPr>
+        <w:t>🚀 INSTRUCCIONES DE INSTALACIÓN MODULAR</w:t>
+      </w:r>
+    </w:p>
+    <w:p>
+      <w:r>
+        <w:rPr>
+          <w:b/>
+        </w:rPr>
+        <w:br/>
+        <w:t>Para garantizar una instalación eficiente de los componentes de Inteligencia Artificial (IA), siga estos pasos obligatorios:</w:t>
+        <w:br/>
+        <w:br/>
+      </w:r>
+    </w:p>
+    <w:p>
+      <w:r>
+        <w:t xml:space="preserve">1. </w:t>
+      </w:r>
+      <w:r>
+        <w:rPr>
+          <w:b/>
+        </w:rPr>
+        <w:t xml:space="preserve">Instalación Base: </w:t>
+      </w:r>
+      <w:r>
+        <w:t>Ejecute 'Transcriptor_Setup_Base.exe' para instalar la estructura del programa en C:\Transcriptor.</w:t>
+      </w:r>
+    </w:p>
+    <w:p>
+      <w:r>
+        <w:t xml:space="preserve">2. </w:t>
+      </w:r>
+      <w:r>
+        <w:rPr>
+          <w:b/>
+        </w:rPr>
+        <w:t xml:space="preserve">Copia del Motor (CRÍTICO): </w:t>
+      </w:r>
+      <w:r>
+        <w:t>Copie las carpetas 'whisper_env' y 'models_cache' desde su disco de distribución a la carpeta de instalación (C:\Transcriptor).</w:t>
+      </w:r>
+    </w:p>
+    <w:p>
+      <w:r>
+        <w:t xml:space="preserve">3. </w:t>
+      </w:r>
+      <w:r>
+        <w:rPr>
+          <w:b/>
+        </w:rPr>
+        <w:t xml:space="preserve">Inicio: </w:t>
+      </w:r>
+      <w:r>
+        <w:t>Use el acceso directo del escritorio para iniciar el sistema.</w:t>
       </w:r>
     </w:p>
     <w:sectPr>

--- a/GUIA_INSTITUCIONAL.docx
+++ b/GUIA_INSTITUCIONAL.docx
@@ -1307,6 +1307,78 @@
       </w:r>
       <w:r>
         <w:t>Ejecute 'Transcriptor_Setup_Base.exe' para instalar la estructura del programa en C:\Transcriptor.</w:t>
+      </w:r>
+    </w:p>
+    <w:p>
+      <w:r>
+        <w:t xml:space="preserve">2. </w:t>
+      </w:r>
+      <w:r>
+        <w:rPr>
+          <w:b/>
+        </w:rPr>
+        <w:t xml:space="preserve">Copia del Motor (CRÍTICO): </w:t>
+      </w:r>
+      <w:r>
+        <w:t>Copie las carpetas 'whisper_env' y 'models_cache' desde su disco de distribución a la carpeta de instalación (C:\Transcriptor).</w:t>
+      </w:r>
+    </w:p>
+    <w:p>
+      <w:r>
+        <w:t xml:space="preserve">3. </w:t>
+      </w:r>
+      <w:r>
+        <w:rPr>
+          <w:b/>
+        </w:rPr>
+        <w:t xml:space="preserve">Inicio: </w:t>
+      </w:r>
+      <w:r>
+        <w:t>Use el acceso directo del escritorio para iniciar el sistema.</w:t>
+      </w:r>
+    </w:p>
+    <w:p>
+      <w:r>
+        <w:br w:type="page"/>
+      </w:r>
+    </w:p>
+    <w:p>
+      <w:pPr>
+        <w:jc w:val="center"/>
+      </w:pPr>
+      <w:r>
+        <w:rPr>
+          <w:rFonts w:ascii="Arial" w:hAnsi="Arial"/>
+          <w:b/>
+          <w:color w:val="023047"/>
+          <w:sz w:val="32"/>
+        </w:rPr>
+        <w:t>🚀 INSTRUCCIONES DE INSTALACIÓN MODULAR</w:t>
+      </w:r>
+    </w:p>
+    <w:p>
+      <w:r>
+        <w:rPr>
+          <w:b/>
+        </w:rPr>
+        <w:br/>
+        <w:t>Para garantizar una instalación eficiente de los componentes de Inteligencia Artificial (IA), siga estos pasos obligatorios:</w:t>
+        <w:br/>
+        <w:br/>
+      </w:r>
+    </w:p>
+    <w:p>
+      <w:r>
+        <w:t xml:space="preserve">1. </w:t>
+      </w:r>
+      <w:r>
+        <w:rPr>
+          <w:b/>
+        </w:rPr>
+        <w:t xml:space="preserve">Instalación Base: </w:t>
+      </w:r>
+      <w:r>
+        <w:t>Ejecute 'Transcriptor_Setup.exe' para instalar la estructura del programa en C:\Transcriptor.</w:t>
       </w:r>
     </w:p>
     <w:p>

--- a/GUIA_INSTITUCIONAL.docx
+++ b/GUIA_INSTITUCIONAL.docx
@@ -101,21 +101,12 @@
       <w:r>
         <w:t xml:space="preserve">El sistema utiliza tecnologías avanzadas de reconocimiento de voz basadas en </w:t>
       </w:r>
-      <w:proofErr w:type="spellStart"/>
-      <w:r>
-        <w:rPr>
-          <w:b/>
-          <w:bCs/>
-        </w:rPr>
-        <w:t>OpenAI</w:t>
-      </w:r>
-      <w:proofErr w:type="spellEnd"/>
-      <w:r>
-        <w:rPr>
-          <w:b/>
-          <w:bCs/>
-        </w:rPr>
-        <w:t xml:space="preserve"> Whisper</w:t>
+      <w:r>
+        <w:rPr>
+          <w:b/>
+          <w:bCs/>
+        </w:rPr>
+        <w:t>OpenAI Whisper</w:t>
       </w:r>
       <w:r>
         <w:t xml:space="preserve">, integradas en una </w:t>
@@ -796,39 +787,7 @@
         <w:t>Interfaz (GUI):</w:t>
       </w:r>
       <w:r>
-        <w:t xml:space="preserve"> Una interfaz gráfica (</w:t>
-      </w:r>
-      <w:proofErr w:type="spellStart"/>
-      <w:r>
-        <w:t>Tkinter</w:t>
-      </w:r>
-      <w:proofErr w:type="spellEnd"/>
-      <w:r>
-        <w:t xml:space="preserve">, optimizada para </w:t>
-      </w:r>
-      <w:proofErr w:type="spellStart"/>
-      <w:r>
-        <w:t>HiDPI</w:t>
-      </w:r>
-      <w:proofErr w:type="spellEnd"/>
-      <w:r>
-        <w:t>) permite al usuario seleccionar audios, elegir una plantilla DOCX opcional, seleccionar el modelo Whisper (</w:t>
-      </w:r>
-      <w:proofErr w:type="spellStart"/>
-      <w:r>
-        <w:t>small</w:t>
-      </w:r>
-      <w:proofErr w:type="spellEnd"/>
-      <w:r>
-        <w:t xml:space="preserve">, </w:t>
-      </w:r>
-      <w:proofErr w:type="spellStart"/>
-      <w:r>
-        <w:t>medium</w:t>
-      </w:r>
-      <w:proofErr w:type="spellEnd"/>
-      <w:r>
-        <w:t>, large-v3) y ver el progreso en tiempo real. La interfaz bloquea controles durante la transcripción y confirma el cierre si hay procesos activos.</w:t>
+        <w:t xml:space="preserve"> Una interfaz gráfica (Tkinter, optimizada para HiDPI) permite al usuario seleccionar audios, elegir una plantilla DOCX opcional, seleccionar el modelo Whisper (small, medium, large-v3) y ver el progreso en tiempo real. La interfaz bloquea controles durante la transcripción y confirma el cierre si hay procesos activos.</w:t>
       </w:r>
     </w:p>
     <w:p>
@@ -857,15 +816,7 @@
         <w:jc w:val="both"/>
       </w:pPr>
       <w:r>
-        <w:t xml:space="preserve">       * Utiliza modelos avanzados de </w:t>
-      </w:r>
-      <w:proofErr w:type="spellStart"/>
-      <w:r>
-        <w:t>OpenAI</w:t>
-      </w:r>
-      <w:proofErr w:type="spellEnd"/>
-      <w:r>
-        <w:t xml:space="preserve"> Whisper para la conversión de voz a texto.</w:t>
+        <w:t xml:space="preserve">       * Utiliza modelos avanzados de OpenAI Whisper para la conversión de voz a texto.</w:t>
       </w:r>
     </w:p>
     <w:p>
@@ -873,15 +824,7 @@
         <w:jc w:val="both"/>
       </w:pPr>
       <w:r>
-        <w:t xml:space="preserve">       * Faster-Whisper y </w:t>
-      </w:r>
-      <w:proofErr w:type="spellStart"/>
-      <w:r>
-        <w:t>Pyannote.audio</w:t>
-      </w:r>
-      <w:proofErr w:type="spellEnd"/>
-      <w:r>
-        <w:t xml:space="preserve"> se usan para una transcripción eficiente y la identificación de hablantes.</w:t>
+        <w:t xml:space="preserve">       * Faster-Whisper y Pyannote.audio se usan para una transcripción eficiente y la identificación de hablantes.</w:t>
       </w:r>
     </w:p>
     <w:p>
@@ -893,15 +836,7 @@
         <w:t xml:space="preserve">    </w:t>
       </w:r>
       <w:r>
-        <w:t xml:space="preserve">* La tarea principal de transcripción se ejecuta en un proceso separado en segundo plano (`worker.py`) (usando </w:t>
-      </w:r>
-      <w:proofErr w:type="spellStart"/>
-      <w:r>
-        <w:t>multiprocessing</w:t>
-      </w:r>
-      <w:proofErr w:type="spellEnd"/>
-      <w:r>
-        <w:t>), para que la interfaz siga siendo fluida.</w:t>
+        <w:t>* La tarea principal de transcripción se ejecuta en un proceso separado en segundo plano (`worker.py`) (usando multiprocessing), para que la interfaz siga siendo fluida.</w:t>
       </w:r>
     </w:p>
     <w:p>
@@ -967,15 +902,7 @@
         <w:jc w:val="both"/>
       </w:pPr>
       <w:r>
-        <w:t xml:space="preserve">       * La aplicación es portable y se inicia sin consola (a menudo mediante un script </w:t>
-      </w:r>
-      <w:proofErr w:type="spellStart"/>
-      <w:r>
-        <w:t>VBS</w:t>
-      </w:r>
-      <w:proofErr w:type="spellEnd"/>
-      <w:r>
-        <w:t>), que activa su entorno</w:t>
+        <w:t xml:space="preserve">       * La aplicación es portable y se inicia sin consola (a menudo mediante un script VBS), que activa su entorno</w:t>
       </w:r>
     </w:p>
     <w:p>
@@ -983,15 +910,7 @@
         <w:jc w:val="both"/>
       </w:pPr>
       <w:r>
-        <w:t xml:space="preserve">         virtual (</w:t>
-      </w:r>
-      <w:proofErr w:type="spellStart"/>
-      <w:r>
-        <w:t>whisper_env</w:t>
-      </w:r>
-      <w:proofErr w:type="spellEnd"/>
-      <w:r>
-        <w:t>) y lanza la GUI.</w:t>
+        <w:t xml:space="preserve">         virtual (whisper_env) y lanza la GUI.</w:t>
       </w:r>
     </w:p>
     <w:p>
@@ -1032,44 +951,12 @@
         <w:t>1</w:t>
       </w:r>
       <w:r>
-        <w:t xml:space="preserve">.0 integra el motor </w:t>
-      </w:r>
-      <w:proofErr w:type="spellStart"/>
-      <w:r>
-        <w:t>Grammatical</w:t>
-      </w:r>
-      <w:proofErr w:type="spellEnd"/>
-      <w:r>
-        <w:t xml:space="preserve"> Turn </w:t>
-      </w:r>
-      <w:proofErr w:type="spellStart"/>
-      <w:r>
-        <w:t>Engine</w:t>
-      </w:r>
-      <w:proofErr w:type="spellEnd"/>
-      <w:r>
-        <w:t xml:space="preserve"> Versión 1.0, el cual garantiza la integridad de la </w:t>
-      </w:r>
-      <w:proofErr w:type="spellStart"/>
-      <w:r>
-        <w:t>diarización</w:t>
-      </w:r>
-      <w:proofErr w:type="spellEnd"/>
-      <w:r>
-        <w:t xml:space="preserve"> mediante el análisis sintáctico de las interrogaciones, asignando automáticamente las respuestas a la víctima y las preguntas al profesional psicólogo/a.</w:t>
-      </w:r>
-    </w:p>
-    <w:p>
-      <w:r>
-        <w:t xml:space="preserve">Se incluye el Lexicón </w:t>
-      </w:r>
-      <w:proofErr w:type="spellStart"/>
-      <w:r>
-        <w:t>OSM</w:t>
-      </w:r>
-      <w:proofErr w:type="spellEnd"/>
-      <w:r>
-        <w:t xml:space="preserve"> Tarija para la normalización de direcciones y barrios institucionales.</w:t>
+        <w:t>.0 integra el motor Grammatical Turn Engine Versión 1.0, el cual garantiza la integridad de la diarización mediante el análisis sintáctico de las interrogaciones, asignando automáticamente las respuestas a la víctima y las preguntas al profesional psicólogo/a.</w:t>
+      </w:r>
+    </w:p>
+    <w:p>
+      <w:r>
+        <w:t>Se incluye el Lexicón OSM Tarija para la normalización de direcciones y barrios institucionales.</w:t>
       </w:r>
     </w:p>
     <w:p>
@@ -1083,52 +970,12 @@
       </w:pPr>
       <w:r>
         <w:lastRenderedPageBreak/>
-        <w:t>CONFIGURACIÓN DEL TOKEN (</w:t>
-      </w:r>
-      <w:proofErr w:type="spellStart"/>
-      <w:r>
-        <w:t>HUGGING</w:t>
-      </w:r>
-      <w:proofErr w:type="spellEnd"/>
-      <w:r>
-        <w:t xml:space="preserve"> </w:t>
-      </w:r>
-      <w:proofErr w:type="spellStart"/>
-      <w:r>
-        <w:t>FACE</w:t>
-      </w:r>
-      <w:proofErr w:type="spellEnd"/>
-      <w:r>
-        <w:t>)</w:t>
-      </w:r>
-    </w:p>
-    <w:p>
-      <w:r>
-        <w:t>Para que el sistema pueda identificar voces automáticamente (</w:t>
-      </w:r>
-      <w:proofErr w:type="spellStart"/>
-      <w:r>
-        <w:t>Diarización</w:t>
-      </w:r>
-      <w:proofErr w:type="spellEnd"/>
-      <w:r>
-        <w:t xml:space="preserve">), es obligatorio configurar un Token de acceso de </w:t>
-      </w:r>
-      <w:proofErr w:type="spellStart"/>
-      <w:r>
-        <w:t>Hugging</w:t>
-      </w:r>
-      <w:proofErr w:type="spellEnd"/>
-      <w:r>
-        <w:t xml:space="preserve"> </w:t>
-      </w:r>
-      <w:proofErr w:type="spellStart"/>
-      <w:r>
-        <w:t>Face</w:t>
-      </w:r>
-      <w:proofErr w:type="spellEnd"/>
-      <w:r>
-        <w:t>. Este proceso es GRATUITO y solo se realiza una vez.</w:t>
+        <w:t>CONFIGURACIÓN DEL TOKEN (HUGGING FACE)</w:t>
+      </w:r>
+    </w:p>
+    <w:p>
+      <w:r>
+        <w:t>Para que el sistema pueda identificar voces automáticamente (Diarización), es obligatorio configurar un Token de acceso de Hugging Face. Este proceso es GRATUITO y solo se realiza una vez.</w:t>
       </w:r>
     </w:p>
     <w:p>
@@ -1151,15 +998,7 @@
     </w:p>
     <w:p>
       <w:r>
-        <w:t xml:space="preserve">• Vaya a su Perfil &gt; </w:t>
-      </w:r>
-      <w:proofErr w:type="spellStart"/>
-      <w:r>
-        <w:t>Settings</w:t>
-      </w:r>
-      <w:proofErr w:type="spellEnd"/>
-      <w:r>
-        <w:t xml:space="preserve"> &gt; Access Tokens.</w:t>
+        <w:t>• Vaya a su Perfil &gt; Settings &gt; Access Tokens.</w:t>
       </w:r>
     </w:p>
     <w:p>
@@ -1281,6 +1120,7 @@
           <w:color w:val="023047"/>
           <w:sz w:val="32"/>
         </w:rPr>
+        <w:lastRenderedPageBreak/>
         <w:t>🚀 INSTRUCCIONES DE INSTALACIÓN MODULAR</w:t>
       </w:r>
     </w:p>
@@ -1291,7 +1131,17 @@
         </w:rPr>
         <w:br/>
         <w:t>Para garantizar una instalación eficiente de los componentes de Inteligencia Artificial (IA), siga estos pasos obligatorios:</w:t>
+      </w:r>
+      <w:r>
+        <w:rPr>
+          <w:b/>
+        </w:rPr>
         <w:br/>
+      </w:r>
+      <w:r>
+        <w:rPr>
+          <w:b/>
+        </w:rPr>
         <w:br/>
       </w:r>
     </w:p>
@@ -1306,7 +1156,7 @@
         <w:t xml:space="preserve">Instalación Base: </w:t>
       </w:r>
       <w:r>
-        <w:t>Ejecute 'Transcriptor_Setup_Base.exe' para instalar la estructura del programa en C:\Transcriptor.</w:t>
+        <w:t>Ejecute 'Transcriptor_Setup.exe' para instalar la estructura del programa en C:\Transcriptor.</w:t>
       </w:r>
     </w:p>
     <w:p>
@@ -1353,6 +1203,7 @@
           <w:color w:val="023047"/>
           <w:sz w:val="32"/>
         </w:rPr>
+        <w:lastRenderedPageBreak/>
         <w:t>🚀 INSTRUCCIONES DE INSTALACIÓN MODULAR</w:t>
       </w:r>
     </w:p>
@@ -1363,7 +1214,17 @@
         </w:rPr>
         <w:br/>
         <w:t>Para garantizar una instalación eficiente de los componentes de Inteligencia Artificial (IA), siga estos pasos obligatorios:</w:t>
+      </w:r>
+      <w:r>
+        <w:rPr>
+          <w:b/>
+        </w:rPr>
         <w:br/>
+      </w:r>
+      <w:r>
+        <w:rPr>
+          <w:b/>
+        </w:rPr>
         <w:br/>
       </w:r>
     </w:p>
